--- a/docs/tech-design/TDD-adb-add-device-api.docx
+++ b/docs/tech-design/TDD-adb-add-device-api.docx
@@ -5868,6 +5868,228 @@
                 <w:sz w:val="20"/>
               </w:rPr>
               <w:t xml:space="preserve"> chống timing attack. Rate limiting ngoài scope (Non-goals PRD); nếu cần thì đặt ở reverse proxy.</w:t>
+            </w:r>
+          </w:p>
+        </w:tc>
+      </w:tr>
+      <w:tr>
+        <w:tc>
+          <w:tcPr>
+            <w:tcW w:type="dxa" w:w="2422"/>
+            <w:shd w:val="clear" w:color="auto" w:fill="B8B3D6"/>
+            <w:tcBorders>
+              <w:top w:val="single" w:sz="4" w:space="0" w:color="CBCBCB"/>
+              <w:left w:val="single" w:sz="4" w:space="0" w:color="CBCBCB"/>
+              <w:bottom w:val="single" w:sz="4" w:space="0" w:color="CBCBCB"/>
+              <w:right w:val="single" w:sz="4" w:space="0" w:color="CBCBCB"/>
+            </w:tcBorders>
+          </w:tcPr>
+          <w:p>
+            <w:r>
+              <w:rPr>
+                <w:sz w:val="20"/>
+              </w:rPr>
+              <w:t>R7</w:t>
+            </w:r>
+          </w:p>
+        </w:tc>
+        <w:tc>
+          <w:tcPr>
+            <w:tcW w:type="dxa" w:w="2422"/>
+            <w:shd w:val="clear" w:color="auto" w:fill="B8B3D6"/>
+            <w:tcBorders>
+              <w:top w:val="single" w:sz="4" w:space="0" w:color="CBCBCB"/>
+              <w:left w:val="single" w:sz="4" w:space="0" w:color="CBCBCB"/>
+              <w:bottom w:val="single" w:sz="4" w:space="0" w:color="CBCBCB"/>
+              <w:right w:val="single" w:sz="4" w:space="0" w:color="CBCBCB"/>
+            </w:tcBorders>
+          </w:tcPr>
+          <w:p>
+            <w:r>
+              <w:rPr>
+                <w:b/>
+                <w:sz w:val="20"/>
+              </w:rPr>
+              <w:t>[BUG FIX 2026-08-19]</w:t>
+            </w:r>
+            <w:r>
+              <w:rPr>
+                <w:sz w:val="20"/>
+              </w:rPr>
+              <w:t xml:space="preserve"> Sau khi restart service, </w:t>
+            </w:r>
+            <w:r>
+              <w:rPr>
+                <w:rFonts w:ascii="Courier New" w:hAnsi="Courier New"/>
+                <w:color w:val="F05922"/>
+                <w:sz w:val="20"/>
+              </w:rPr>
+              <w:t>DeviceState</w:t>
+            </w:r>
+            <w:r>
+              <w:rPr>
+                <w:sz w:val="20"/>
+              </w:rPr>
+              <w:t xml:space="preserve"> rỗng cho đến khi </w:t>
+            </w:r>
+            <w:r>
+              <w:rPr>
+                <w:rFonts w:ascii="Courier New" w:hAnsi="Courier New"/>
+                <w:color w:val="F05922"/>
+                <w:sz w:val="20"/>
+              </w:rPr>
+              <w:t>DevicePollWorker</w:t>
+            </w:r>
+            <w:r>
+              <w:rPr>
+                <w:sz w:val="20"/>
+              </w:rPr>
+              <w:t xml:space="preserve"> poll lần đầu → </w:t>
+            </w:r>
+            <w:r>
+              <w:rPr>
+                <w:rFonts w:ascii="Courier New" w:hAnsi="Courier New"/>
+                <w:color w:val="F05922"/>
+                <w:sz w:val="20"/>
+              </w:rPr>
+              <w:t>GET /api/devices/{serial}/status</w:t>
+            </w:r>
+            <w:r>
+              <w:rPr>
+                <w:sz w:val="20"/>
+              </w:rPr>
+              <w:t xml:space="preserve"> trả 404 trong ~3s đầu dù thiết bị vẫn online</w:t>
+            </w:r>
+          </w:p>
+        </w:tc>
+        <w:tc>
+          <w:tcPr>
+            <w:tcW w:type="dxa" w:w="2422"/>
+            <w:shd w:val="clear" w:color="auto" w:fill="B8B3D6"/>
+            <w:tcBorders>
+              <w:top w:val="single" w:sz="4" w:space="0" w:color="CBCBCB"/>
+              <w:left w:val="single" w:sz="4" w:space="0" w:color="CBCBCB"/>
+              <w:bottom w:val="single" w:sz="4" w:space="0" w:color="CBCBCB"/>
+              <w:right w:val="single" w:sz="4" w:space="0" w:color="CBCBCB"/>
+            </w:tcBorders>
+          </w:tcPr>
+          <w:p>
+            <w:r>
+              <w:rPr>
+                <w:sz w:val="20"/>
+              </w:rPr>
+              <w:t>Trung bình (đặc biệt với WiFi devices — ADB daemon mới không có TCP session cũ)</w:t>
+            </w:r>
+          </w:p>
+        </w:tc>
+        <w:tc>
+          <w:tcPr>
+            <w:tcW w:type="dxa" w:w="2422"/>
+            <w:shd w:val="clear" w:color="auto" w:fill="B8B3D6"/>
+            <w:tcBorders>
+              <w:top w:val="single" w:sz="4" w:space="0" w:color="CBCBCB"/>
+              <w:left w:val="single" w:sz="4" w:space="0" w:color="CBCBCB"/>
+              <w:bottom w:val="single" w:sz="4" w:space="0" w:color="CBCBCB"/>
+              <w:right w:val="single" w:sz="4" w:space="0" w:color="CBCBCB"/>
+            </w:tcBorders>
+          </w:tcPr>
+          <w:p>
+            <w:r>
+              <w:rPr>
+                <w:b/>
+                <w:sz w:val="20"/>
+              </w:rPr>
+              <w:t>Đã fix:</w:t>
+            </w:r>
+            <w:r>
+              <w:rPr>
+                <w:sz w:val="20"/>
+              </w:rPr>
+              <w:t xml:space="preserve"> Thêm </w:t>
+            </w:r>
+            <w:r>
+              <w:rPr>
+                <w:rFonts w:ascii="Courier New" w:hAnsi="Courier New"/>
+                <w:color w:val="F05922"/>
+                <w:sz w:val="20"/>
+              </w:rPr>
+              <w:t>WarmUpReconnectAsync()</w:t>
+            </w:r>
+            <w:r>
+              <w:rPr>
+                <w:sz w:val="20"/>
+              </w:rPr>
+              <w:t xml:space="preserve"> trong </w:t>
+            </w:r>
+            <w:r>
+              <w:rPr>
+                <w:rFonts w:ascii="Courier New" w:hAnsi="Courier New"/>
+                <w:color w:val="F05922"/>
+                <w:sz w:val="20"/>
+              </w:rPr>
+              <w:t>DevicePollWorker.ExecuteAsync()</w:t>
+            </w:r>
+            <w:r>
+              <w:rPr>
+                <w:sz w:val="20"/>
+              </w:rPr>
+              <w:t xml:space="preserve"> — đọc </w:t>
+            </w:r>
+            <w:r>
+              <w:rPr>
+                <w:rFonts w:ascii="Courier New" w:hAnsi="Courier New"/>
+                <w:color w:val="F05922"/>
+                <w:sz w:val="20"/>
+              </w:rPr>
+              <w:t>DeviceRepository.GetAll()</w:t>
+            </w:r>
+            <w:r>
+              <w:rPr>
+                <w:sz w:val="20"/>
+              </w:rPr>
+              <w:t xml:space="preserve">, filter WiFi serial (chứa </w:t>
+            </w:r>
+            <w:r>
+              <w:rPr>
+                <w:rFonts w:ascii="Courier New" w:hAnsi="Courier New"/>
+                <w:color w:val="F05922"/>
+                <w:sz w:val="20"/>
+              </w:rPr>
+              <w:t>:</w:t>
+            </w:r>
+            <w:r>
+              <w:rPr>
+                <w:sz w:val="20"/>
+              </w:rPr>
+              <w:t xml:space="preserve">), gọi </w:t>
+            </w:r>
+            <w:r>
+              <w:rPr>
+                <w:rFonts w:ascii="Courier New" w:hAnsi="Courier New"/>
+                <w:color w:val="F05922"/>
+                <w:sz w:val="20"/>
+              </w:rPr>
+              <w:t>IAdbService.ConnectAsync()</w:t>
+            </w:r>
+            <w:r>
+              <w:rPr>
+                <w:sz w:val="20"/>
+              </w:rPr>
+              <w:t xml:space="preserve"> cho từng device trước khi vào vòng poll chính. Best-effort: fail 1 device không block device khác. Timeout warm-up per-device: 5s (nhỏ hơn default 10s). Xem </w:t>
+            </w:r>
+            <w:r>
+              <w:rPr>
+                <w:rFonts w:ascii="Courier New" w:hAnsi="Courier New"/>
+                <w:color w:val="F05922"/>
+                <w:sz w:val="20"/>
+              </w:rPr>
+              <w:t>BUG-adb-reconnect-after-restart.md</w:t>
+            </w:r>
+            <w:r>
+              <w:rPr>
+                <w:sz w:val="20"/>
+              </w:rPr>
+              <w:t>.</w:t>
             </w:r>
           </w:p>
         </w:tc>
